--- a/launch/OPENING-MANTRAS-HANDOUT.docx
+++ b/launch/OPENING-MANTRAS-HANDOUT.docx
@@ -75,7 +75,7 @@
     </w:p>
     <w:p>
       <w:r>
-        <w:t>**Source:** https://vedabase.io/en/library/cc/adi/1/ — related praṇāma tradition; confirm local authorized chanting sheet.</w:t>
+        <w:t>**Source note:** The two standard Śrīla Prabhupāda praṇāma verses are used throughout ISKCON temple practice. A stable public verse-page specifically titled for these praṇāma lines is not always presented as a standalone VedaBase “verse object.” Use your temple’s authorised chanting sheet as the exact-text control; VedaBase CC Ādi context: https://vedabase.io/en/library/cc/adi/1/ . Do not invent additional lines.</w:t>
       </w:r>
     </w:p>
     <w:p>
